--- a/Introduccion a la Ingenieria/Kit docente/Proyecto Integrador/Guia Docente PI - Introduccion a la Ingenieria - 2026-2.docx
+++ b/Introduccion a la Ingenieria/Kit docente/Proyecto Integrador/Guia Docente PI - Introduccion a la Ingenieria - 2026-2.docx
@@ -106,7 +106,7 @@
           <w:color w:val="2B2B2B"/>
           <w:sz w:val="22"/>
         </w:rPr>
-        <w:t>Tres grupos (SB141B, SB141C, LB141F), 11 sesiones cada uno, 16 Clases de microcurrículo (5 sesiones dobles). El proyecto es de EQUIPO, sin dominio fijo: cada equipo elige su problema real desde la ficha semilla de la Clase 1. Ver «config/calendario/introduccion_ingenieria_2026_2.json» para el calendario real de cada grupo — este documento ancla todo a la sesión, no a la fecha.</w:t>
+        <w:t>Tres grupos (SB141B, SB141C, LB141F), 11 sesiones cada uno, 16 Clases de microcurrículo (5 sesiones dobles). El proyecto es de EQUIPO, sin dominio fijo: cada equipo elige su problema real desde la ficha semilla de la Clase 1. Ver «config/calendario/introduccion_ingenieria_2026_2.json» para el calendario real de cada grupo — este documento ancla todo a la sesión, salvo el plazo único de entrega (dom 15/11) y el día de la exposición de cada grupo.</w:t>
       </w:r>
     </w:p>
     <w:p>
@@ -368,7 +368,7 @@
                 <w:color w:val="2B2B2B"/>
                 <w:sz w:val="20"/>
               </w:rPr>
-              <w:t>11 (doble)</w:t>
+              <w:t>—</w:t>
             </w:r>
           </w:p>
         </w:tc>
@@ -386,7 +386,7 @@
                 <w:color w:val="2B2B2B"/>
                 <w:sz w:val="20"/>
               </w:rPr>
-              <w:t>Clases 15+16</w:t>
+              <w:t>—</w:t>
             </w:r>
           </w:p>
         </w:tc>
@@ -404,7 +404,60 @@
                 <w:color w:val="2B2B2B"/>
                 <w:sz w:val="20"/>
               </w:rPr>
-              <w:t>Sustentaciones (9+3 min por equipo) e informe armado en clase; cierre del proyecto.</w:t>
+              <w:t>Plazo único del informe en ExamLab: domingo 15/11/2026, 11:59 p. m. Cada integrante sube el .zip del equipo desde su cuenta.</w:t>
+            </w:r>
+          </w:p>
+        </w:tc>
+      </w:tr>
+      <w:tr>
+        <w:tc>
+          <w:tcPr>
+            <w:tcW w:type="dxa" w:w="3264"/>
+          </w:tcPr>
+          <w:p>
+            <w:r/>
+            <w:r>
+              <w:rPr>
+                <w:rFonts w:ascii="Calibri" w:hAnsi="Calibri" w:eastAsia="Calibri"/>
+                <w:b w:val="0"/>
+                <w:color w:val="2B2B2B"/>
+                <w:sz w:val="20"/>
+              </w:rPr>
+              <w:t>11 (doble)</w:t>
+            </w:r>
+          </w:p>
+        </w:tc>
+        <w:tc>
+          <w:tcPr>
+            <w:tcW w:type="dxa" w:w="3264"/>
+          </w:tcPr>
+          <w:p>
+            <w:r/>
+            <w:r>
+              <w:rPr>
+                <w:rFonts w:ascii="Calibri" w:hAnsi="Calibri" w:eastAsia="Calibri"/>
+                <w:b w:val="0"/>
+                <w:color w:val="2B2B2B"/>
+                <w:sz w:val="20"/>
+              </w:rPr>
+              <w:t>Clases 15+16</w:t>
+            </w:r>
+          </w:p>
+        </w:tc>
+        <w:tc>
+          <w:tcPr>
+            <w:tcW w:type="dxa" w:w="3264"/>
+          </w:tcPr>
+          <w:p>
+            <w:r/>
+            <w:r>
+              <w:rPr>
+                <w:rFonts w:ascii="Calibri" w:hAnsi="Calibri" w:eastAsia="Calibri"/>
+                <w:b w:val="0"/>
+                <w:color w:val="2B2B2B"/>
+                <w:sz w:val="20"/>
+              </w:rPr>
+              <w:t>Sustentaciones en turnos de 20 min por equipo (15 + 5; se corta a los 15) y cierre del proyecto. SB141C y LB141F mar 17/11 · SB141B jue 19/11. El informe ya está entregado.</w:t>
             </w:r>
           </w:p>
         </w:tc>
@@ -415,6 +468,81 @@
         <w:spacing w:after="80" w:before="0"/>
         <w:jc w:val="left"/>
       </w:pPr>
+    </w:p>
+    <w:p>
+      <w:pPr>
+        <w:spacing w:after="120" w:before="240"/>
+        <w:jc w:val="left"/>
+      </w:pPr>
+      <w:r>
+        <w:rPr>
+          <w:rFonts w:ascii="Calibri" w:hAnsi="Calibri" w:eastAsia="Calibri"/>
+          <w:b/>
+          <w:color w:val="095292"/>
+          <w:sz w:val="24"/>
+        </w:rPr>
+        <w:t>Entrega y sustentación (común a los cinco cursos)</w:t>
+      </w:r>
+    </w:p>
+    <w:p>
+      <w:pPr>
+        <w:pStyle w:val="ListBullet"/>
+        <w:spacing w:after="40"/>
+      </w:pPr>
+      <w:r>
+        <w:rPr>
+          <w:rFonts w:ascii="Calibri" w:hAnsi="Calibri" w:eastAsia="Calibri"/>
+          <w:b w:val="0"/>
+          <w:color w:val="2B2B2B"/>
+          <w:sz w:val="22"/>
+        </w:rPr>
+        <w:t>Plazo único en ExamLab: domingo 15 de noviembre de 2026, 11:59 p. m..</w:t>
+      </w:r>
+    </w:p>
+    <w:p>
+      <w:pPr>
+        <w:pStyle w:val="ListBullet"/>
+        <w:spacing w:after="40"/>
+      </w:pPr>
+      <w:r>
+        <w:rPr>
+          <w:rFonts w:ascii="Calibri" w:hAnsi="Calibri" w:eastAsia="Calibri"/>
+          <w:b w:val="0"/>
+          <w:color w:val="2B2B2B"/>
+          <w:sz w:val="22"/>
+        </w:rPr>
+        <w:t>Se sube un solo archivo .zip con todo —código, documentos, diagramas y capturas—; dentro puede ir cualquier tipo de archivo, y pesa como máximo 50 MB, y el enlace al repositorio de GitHub o a la carpeta de Drive del proyecto (obligatorio).</w:t>
+      </w:r>
+    </w:p>
+    <w:p>
+      <w:pPr>
+        <w:pStyle w:val="ListBullet"/>
+        <w:spacing w:after="40"/>
+      </w:pPr>
+      <w:r>
+        <w:rPr>
+          <w:rFonts w:ascii="Calibri" w:hAnsi="Calibri" w:eastAsia="Calibri"/>
+          <w:b w:val="0"/>
+          <w:color w:val="2B2B2B"/>
+          <w:sz w:val="22"/>
+        </w:rPr>
+        <w:t>Cada integrante sube el .zip del equipo desde su propia cuenta: ExamLab no tiene equipos cargados. Una entrega por estudiante.</w:t>
+      </w:r>
+    </w:p>
+    <w:p>
+      <w:pPr>
+        <w:pStyle w:val="ListBullet"/>
+        <w:spacing w:after="40"/>
+      </w:pPr>
+      <w:r>
+        <w:rPr>
+          <w:rFonts w:ascii="Calibri" w:hAnsi="Calibri" w:eastAsia="Calibri"/>
+          <w:b w:val="0"/>
+          <w:color w:val="2B2B2B"/>
+          <w:sz w:val="22"/>
+        </w:rPr>
+        <w:t>Sustentación: última clase de cada grupo (SB141C y LB141F mar 17/11 · SB141B jue 19/11), por Teams: 15 minutos de exposición + 5 minutos de preguntas (turno de 20 minutos); se corta a los 15 minutos.</w:t>
+      </w:r>
     </w:p>
     <w:p>
       <w:pPr>

--- a/Introduccion a la Ingenieria/Kit docente/Proyecto Integrador/Guia Docente PI - Introduccion a la Ingenieria - 2026-2.docx
+++ b/Introduccion a la Ingenieria/Kit docente/Proyecto Integrador/Guia Docente PI - Introduccion a la Ingenieria - 2026-2.docx
@@ -106,7 +106,7 @@
           <w:color w:val="2B2B2B"/>
           <w:sz w:val="22"/>
         </w:rPr>
-        <w:t>Tres grupos (SB141B, SB141C, LB141F), 11 sesiones cada uno, 16 Clases de microcurrículo (5 sesiones dobles). El proyecto es de EQUIPO, sin dominio fijo: cada equipo elige su problema real desde la ficha semilla de la Clase 1. Ver «config/calendario/introduccion_ingenieria_2026_2.json» para el calendario real de cada grupo — este documento ancla todo a la sesión, salvo el plazo único de entrega (dom 15/11) y el día de la exposición de cada grupo.</w:t>
+        <w:t>Tres grupos (SB141B, SB141C, LB141F), 11 sesiones cada uno, 16 Clases de microcurrículo (5 sesiones dobles). El proyecto es de EQUIPO (4 a 5 integrantes, máximo 5), sin dominio fijo: cada equipo elige su problema real desde la ficha semilla de la Clase 1. Ver «config/calendario/introduccion_ingenieria_2026_2.json» para el calendario real de cada grupo — este documento ancla todo a la sesión, salvo el plazo único de entrega (dom 15/11) y el día de la exposición de cada grupo.</w:t>
       </w:r>
     </w:p>
     <w:p>
@@ -541,7 +541,7 @@
           <w:color w:val="2B2B2B"/>
           <w:sz w:val="22"/>
         </w:rPr>
-        <w:t>Sustentación: última clase de cada grupo (SB141C y LB141F mar 17/11 · SB141B jue 19/11), por Teams: 15 minutos de exposición + 5 minutos de preguntas (turno de 20 minutos); se corta a los 15 minutos.</w:t>
+        <w:t>Sustentación: última clase de cada grupo (SB141C y LB141F mar 17/11 · SB141B jue 19/11), por Teams: 15 minutos de exposición + 5 minutos de preguntas por equipo (turno de 20 minutos); hablan todos los integrantes; se corta a los 15 minutos.</w:t>
       </w:r>
     </w:p>
     <w:p>

--- a/Introduccion a la Ingenieria/Kit docente/Proyecto Integrador/Guia Docente PI - Introduccion a la Ingenieria - 2026-2.docx
+++ b/Introduccion a la Ingenieria/Kit docente/Proyecto Integrador/Guia Docente PI - Introduccion a la Ingenieria - 2026-2.docx
@@ -107,6 +107,21 @@
           <w:sz w:val="22"/>
         </w:rPr>
         <w:t>Tres grupos (SB141B, SB141C, LB141F), 11 sesiones cada uno, 16 Clases de microcurrículo (5 sesiones dobles). El proyecto es de EQUIPO (4 a 5 integrantes, máximo 5), sin dominio fijo: cada equipo elige su problema real desde la ficha semilla de la Clase 1. Ver «config/calendario/introduccion_ingenieria_2026_2.json» para el calendario real de cada grupo — este documento ancla todo a la sesión, salvo el plazo único de entrega (dom 15/11) y el día de la exposición de cada grupo.</w:t>
+      </w:r>
+    </w:p>
+    <w:p>
+      <w:pPr>
+        <w:spacing w:after="120" w:before="0"/>
+        <w:jc w:val="left"/>
+      </w:pPr>
+      <w:r>
+        <w:rPr>
+          <w:rFonts w:ascii="Calibri" w:hAnsi="Calibri" w:eastAsia="Calibri"/>
+          <w:b w:val="0"/>
+          <w:color w:val="2B2B2B"/>
+          <w:sz w:val="20"/>
+        </w:rPr>
+        <w:t>En este curso no se programa. El enunciado le explica al estudiante de primer semestre qué es el prototipo (baja fidelidad, navegable, probado con una persona ajena al equipo), sus versiones, lo que debe tener, el ejemplo de la biblioteca y cómo se prueba: todo sale de las Clases 10, 11 y 12.</w:t>
       </w:r>
     </w:p>
     <w:p>
@@ -259,7 +274,7 @@
                 <w:color w:val="2B2B2B"/>
                 <w:sz w:val="20"/>
               </w:rPr>
-              <w:t>7</w:t>
+              <w:t>6</w:t>
             </w:r>
           </w:p>
         </w:tc>
@@ -277,7 +292,7 @@
                 <w:color w:val="2B2B2B"/>
                 <w:sz w:val="20"/>
               </w:rPr>
-              <w:t>Clase 11</w:t>
+              <w:t>Clases 9 y 10</w:t>
             </w:r>
           </w:p>
         </w:tc>
@@ -295,7 +310,7 @@
                 <w:color w:val="2B2B2B"/>
                 <w:sz w:val="20"/>
               </w:rPr>
-              <w:t>Cierra el Corte 2. Evaluación de corte en ExamLab (últimos 20 min) + verificar que el prototipo se haya probado con una persona ajena al equipo.</w:t>
+              <w:t>Prototipo v1: exigir textos reales, estado vacío y de error y un destino por botón, y que se dibuje el alcance mínimo, no una idea nueva.</w:t>
             </w:r>
           </w:p>
         </w:tc>
@@ -314,7 +329,7 @@
                 <w:color w:val="2B2B2B"/>
                 <w:sz w:val="20"/>
               </w:rPr>
-              <w:t>8 a 10</w:t>
+              <w:t>7</w:t>
             </w:r>
           </w:p>
         </w:tc>
@@ -331,7 +346,116 @@
                 <w:color w:val="2B2B2B"/>
                 <w:sz w:val="20"/>
               </w:rPr>
-              <w:t>Clases 12 a 14</w:t>
+              <w:t>Clase 11</w:t>
+            </w:r>
+          </w:p>
+        </w:tc>
+        <w:tc>
+          <w:tcPr>
+            <w:tcW w:type="dxa" w:w="3264"/>
+          </w:tcPr>
+          <w:p>
+            <w:r/>
+            <w:r>
+              <w:rPr>
+                <w:rFonts w:ascii="Calibri" w:hAnsi="Calibri" w:eastAsia="Calibri"/>
+                <w:b w:val="0"/>
+                <w:color w:val="2B2B2B"/>
+                <w:sz w:val="20"/>
+              </w:rPr>
+              <w:t>Cierra el Corte 2. Evaluación de corte en ExamLab (últimos 20 min) + revisar el registro de IA (prompt, tres variantes, correcciones y descartes) y pedir la prueba con una persona ajena antes de la sesión 8.</w:t>
+            </w:r>
+          </w:p>
+        </w:tc>
+      </w:tr>
+      <w:tr>
+        <w:tc>
+          <w:tcPr>
+            <w:tcW w:type="dxa" w:w="3264"/>
+            <w:shd w:val="clear" w:fill="F2F2F2"/>
+          </w:tcPr>
+          <w:p>
+            <w:r/>
+            <w:r>
+              <w:rPr>
+                <w:rFonts w:ascii="Calibri" w:hAnsi="Calibri" w:eastAsia="Calibri"/>
+                <w:b w:val="0"/>
+                <w:color w:val="2B2B2B"/>
+                <w:sz w:val="20"/>
+              </w:rPr>
+              <w:t>8</w:t>
+            </w:r>
+          </w:p>
+        </w:tc>
+        <w:tc>
+          <w:tcPr>
+            <w:tcW w:type="dxa" w:w="3264"/>
+            <w:shd w:val="clear" w:fill="F2F2F2"/>
+          </w:tcPr>
+          <w:p>
+            <w:r/>
+            <w:r>
+              <w:rPr>
+                <w:rFonts w:ascii="Calibri" w:hAnsi="Calibri" w:eastAsia="Calibri"/>
+                <w:b w:val="0"/>
+                <w:color w:val="2B2B2B"/>
+                <w:sz w:val="20"/>
+              </w:rPr>
+              <w:t>Clase 12</w:t>
+            </w:r>
+          </w:p>
+        </w:tc>
+        <w:tc>
+          <w:tcPr>
+            <w:tcW w:type="dxa" w:w="3264"/>
+            <w:shd w:val="clear" w:fill="F2F2F2"/>
+          </w:tcPr>
+          <w:p>
+            <w:r/>
+            <w:r>
+              <w:rPr>
+                <w:rFonts w:ascii="Calibri" w:hAnsi="Calibri" w:eastAsia="Calibri"/>
+                <w:b w:val="0"/>
+                <w:color w:val="2B2B2B"/>
+                <w:sz w:val="20"/>
+              </w:rPr>
+              <w:t>Sin prueba hecha no hay ficha de avance: los hallazgos se cuentan por lo que la persona hizo, con su tipo.</w:t>
+            </w:r>
+          </w:p>
+        </w:tc>
+      </w:tr>
+      <w:tr>
+        <w:tc>
+          <w:tcPr>
+            <w:tcW w:type="dxa" w:w="3264"/>
+          </w:tcPr>
+          <w:p>
+            <w:r/>
+            <w:r>
+              <w:rPr>
+                <w:rFonts w:ascii="Calibri" w:hAnsi="Calibri" w:eastAsia="Calibri"/>
+                <w:b w:val="0"/>
+                <w:color w:val="2B2B2B"/>
+                <w:sz w:val="20"/>
+              </w:rPr>
+              <w:t>9 y 10</w:t>
+            </w:r>
+          </w:p>
+        </w:tc>
+        <w:tc>
+          <w:tcPr>
+            <w:tcW w:type="dxa" w:w="3264"/>
+          </w:tcPr>
+          <w:p>
+            <w:r/>
+            <w:r>
+              <w:rPr>
+                <w:rFonts w:ascii="Calibri" w:hAnsi="Calibri" w:eastAsia="Calibri"/>
+                <w:b w:val="0"/>
+                <w:color w:val="2B2B2B"/>
+                <w:sz w:val="20"/>
+              </w:rPr>
+              <w:t>Clases 13 y 14</w:t>
             </w:r>
           </w:p>
         </w:tc>
@@ -404,7 +528,7 @@
                 <w:color w:val="2B2B2B"/>
                 <w:sz w:val="20"/>
               </w:rPr>
-              <w:t>Plazo único del informe en ExamLab: domingo 15/11/2026, 11:59 p. m. Cada integrante sube el .zip del equipo desde su cuenta.</w:t>
+              <w:t>Plazo único del informe y del prototipo en ExamLab: domingo 15/11/2026, 11:59 p. m. Cada integrante sube el .zip del equipo desde su cuenta.</w:t>
             </w:r>
           </w:p>
         </w:tc>
@@ -481,7 +605,7 @@
           <w:color w:val="095292"/>
           <w:sz w:val="24"/>
         </w:rPr>
-        <w:t>Entrega y sustentación (común a los cinco cursos)</w:t>
+        <w:t>Entrega y sustentación</w:t>
       </w:r>
     </w:p>
     <w:p>
@@ -496,7 +620,7 @@
           <w:color w:val="2B2B2B"/>
           <w:sz w:val="22"/>
         </w:rPr>
-        <w:t>Plazo único en ExamLab: domingo 15 de noviembre de 2026, 11:59 p. m..</w:t>
+        <w:t>Plazo único en ExamLab: domingo 15 de noviembre de 2026, 11:59 p. m.. Un solo archivo .zip —dentro puede ir cualquier tipo de archivo; máximo 50 MB—, y la carpeta de Drive del equipo —la de la bitácora—, compartida con permiso de lector (obligatorio).</w:t>
       </w:r>
     </w:p>
     <w:p>
@@ -511,7 +635,25 @@
           <w:color w:val="2B2B2B"/>
           <w:sz w:val="22"/>
         </w:rPr>
-        <w:t>Se sube un solo archivo .zip con todo —código, documentos, diagramas y capturas—; dentro puede ir cualquier tipo de archivo, y pesa como máximo 50 MB, y el enlace al repositorio de GitHub o a la carpeta de Drive del proyecto (obligatorio).</w:t>
+        <w:t xml:space="preserve">Proyecto en equipo de 4 a 5 integrantes (máximo 5) —solo el proyecto: los demás entregables conservan su modalidad—. </w:t>
+      </w:r>
+      <w:r>
+        <w:rPr>
+          <w:rFonts w:ascii="Calibri" w:hAnsi="Calibri" w:eastAsia="Calibri"/>
+          <w:b/>
+          <w:color w:val="2B2B2B"/>
+          <w:sz w:val="22"/>
+        </w:rPr>
+        <w:t>Cada integrante sube la entrega del equipo desde su propia cuenta</w:t>
+      </w:r>
+      <w:r>
+        <w:rPr>
+          <w:rFonts w:ascii="Calibri" w:hAnsi="Calibri" w:eastAsia="Calibri"/>
+          <w:b w:val="0"/>
+          <w:color w:val="2B2B2B"/>
+          <w:sz w:val="22"/>
+        </w:rPr>
+        <w:t xml:space="preserve"> (ExamLab todavía no tiene los equipos cargados): el mismo .zip y el mismo enlace, una sola entrega por estudiante.</w:t>
       </w:r>
     </w:p>
     <w:p>
@@ -526,7 +668,7 @@
           <w:color w:val="2B2B2B"/>
           <w:sz w:val="22"/>
         </w:rPr>
-        <w:t>Cada integrante sube el .zip del equipo desde su propia cuenta: ExamLab no tiene equipos cargados. Una entrega por estudiante.</w:t>
+        <w:t>Sustentación: en la última clase de su grupo (SB141C y LB141F martes 17/11; SB141B jueves 19/11), por Microsoft Teams: 15 minutos de exposición + 5 minutos de preguntas por equipo (turno de 20 minutos); hablan todos los integrantes. Se corta a los 15 minutos, sin excepción.</w:t>
       </w:r>
     </w:p>
     <w:p>
@@ -541,8 +683,227 @@
           <w:color w:val="2B2B2B"/>
           <w:sz w:val="22"/>
         </w:rPr>
-        <w:t>Sustentación: última clase de cada grupo (SB141C y LB141F mar 17/11 · SB141B jue 19/11), por Teams: 15 minutos de exposición + 5 minutos de preguntas por equipo (turno de 20 minutos); hablan todos los integrantes; se corta a los 15 minutos.</w:t>
+        <w:t>Lo que deben mostrar: el prototipo navegable, recorriendo en vivo una de las tareas del guion de prueba de principio a fin, como si funcionara.</w:t>
       </w:r>
+    </w:p>
+    <w:p>
+      <w:pPr>
+        <w:spacing w:after="80" w:before="160"/>
+        <w:jc w:val="left"/>
+      </w:pPr>
+      <w:r>
+        <w:rPr>
+          <w:rFonts w:ascii="Calibri" w:hAnsi="Calibri" w:eastAsia="Calibri"/>
+          <w:b/>
+          <w:color w:val="269CCB"/>
+          <w:sz w:val="22"/>
+        </w:rPr>
+        <w:t>Qué revisar en el .zip</w:t>
+      </w:r>
+    </w:p>
+    <w:tbl>
+      <w:tblPr>
+        <w:tblStyle w:val="TableGrid"/>
+        <w:tblW w:type="auto" w:w="0"/>
+        <w:tblLayout w:type="fixed"/>
+        <w:tblLook w:firstColumn="1" w:firstRow="1" w:lastColumn="0" w:lastRow="0" w:noHBand="0" w:noVBand="1" w:val="04A0"/>
+      </w:tblPr>
+      <w:tblGrid>
+        <w:gridCol w:w="4896"/>
+        <w:gridCol w:w="4896"/>
+      </w:tblGrid>
+      <w:tr>
+        <w:tc>
+          <w:tcPr>
+            <w:tcW w:type="dxa" w:w="2448"/>
+            <w:shd w:val="clear" w:fill="095292"/>
+          </w:tcPr>
+          <w:p>
+            <w:r/>
+            <w:r>
+              <w:rPr>
+                <w:rFonts w:ascii="Calibri" w:hAnsi="Calibri" w:eastAsia="Calibri"/>
+                <w:b/>
+                <w:color w:val="FFFFFF"/>
+                <w:sz w:val="20"/>
+              </w:rPr>
+              <w:t>En el .zip</w:t>
+            </w:r>
+          </w:p>
+        </w:tc>
+        <w:tc>
+          <w:tcPr>
+            <w:tcW w:type="dxa" w:w="7344"/>
+            <w:shd w:val="clear" w:fill="095292"/>
+          </w:tcPr>
+          <w:p>
+            <w:r/>
+            <w:r>
+              <w:rPr>
+                <w:rFonts w:ascii="Calibri" w:hAnsi="Calibri" w:eastAsia="Calibri"/>
+                <w:b/>
+                <w:color w:val="FFFFFF"/>
+                <w:sz w:val="20"/>
+              </w:rPr>
+              <w:t>Qué debe traer</w:t>
+            </w:r>
+          </w:p>
+        </w:tc>
+      </w:tr>
+      <w:tr>
+        <w:tc>
+          <w:tcPr>
+            <w:tcW w:type="dxa" w:w="2448"/>
+          </w:tcPr>
+          <w:p>
+            <w:r/>
+            <w:r>
+              <w:rPr>
+                <w:rFonts w:ascii="Calibri" w:hAnsi="Calibri" w:eastAsia="Calibri"/>
+                <w:b w:val="0"/>
+                <w:color w:val="2B2B2B"/>
+                <w:sz w:val="20"/>
+              </w:rPr>
+              <w:t>Informe final</w:t>
+            </w:r>
+          </w:p>
+        </w:tc>
+        <w:tc>
+          <w:tcPr>
+            <w:tcW w:type="dxa" w:w="7344"/>
+          </w:tcPr>
+          <w:p>
+            <w:r/>
+            <w:r>
+              <w:rPr>
+                <w:rFonts w:ascii="Calibri" w:hAnsi="Calibri" w:eastAsia="Calibri"/>
+                <w:b w:val="0"/>
+                <w:color w:val="2B2B2B"/>
+                <w:sz w:val="20"/>
+              </w:rPr>
+              <w:t>PDF de 9 a 11 páginas con las 12 secciones (sección 5).</w:t>
+            </w:r>
+          </w:p>
+        </w:tc>
+      </w:tr>
+      <w:tr>
+        <w:tc>
+          <w:tcPr>
+            <w:tcW w:type="dxa" w:w="2448"/>
+            <w:shd w:val="clear" w:fill="F2F2F2"/>
+          </w:tcPr>
+          <w:p>
+            <w:r/>
+            <w:r>
+              <w:rPr>
+                <w:rFonts w:ascii="Calibri" w:hAnsi="Calibri" w:eastAsia="Calibri"/>
+                <w:b w:val="0"/>
+                <w:color w:val="2B2B2B"/>
+                <w:sz w:val="20"/>
+              </w:rPr>
+              <w:t>prototipo/</w:t>
+            </w:r>
+          </w:p>
+        </w:tc>
+        <w:tc>
+          <w:tcPr>
+            <w:tcW w:type="dxa" w:w="7344"/>
+            <w:shd w:val="clear" w:fill="F2F2F2"/>
+          </w:tcPr>
+          <w:p>
+            <w:r/>
+            <w:r>
+              <w:rPr>
+                <w:rFonts w:ascii="Calibri" w:hAnsi="Calibri" w:eastAsia="Calibri"/>
+                <w:b w:val="0"/>
+                <w:color w:val="2B2B2B"/>
+                <w:sz w:val="20"/>
+              </w:rPr>
+              <w:t>Las imágenes del prototipo v1 (Clase 10) y v2 (Clase 11), en PNG o PDF. El enlace al prototipo navegable va en la sección 7 del informe.</w:t>
+            </w:r>
+          </w:p>
+        </w:tc>
+      </w:tr>
+      <w:tr>
+        <w:tc>
+          <w:tcPr>
+            <w:tcW w:type="dxa" w:w="2448"/>
+          </w:tcPr>
+          <w:p>
+            <w:r/>
+            <w:r>
+              <w:rPr>
+                <w:rFonts w:ascii="Calibri" w:hAnsi="Calibri" w:eastAsia="Calibri"/>
+                <w:b w:val="0"/>
+                <w:color w:val="2B2B2B"/>
+                <w:sz w:val="20"/>
+              </w:rPr>
+              <w:t>Registro de IA</w:t>
+            </w:r>
+          </w:p>
+        </w:tc>
+        <w:tc>
+          <w:tcPr>
+            <w:tcW w:type="dxa" w:w="7344"/>
+          </w:tcPr>
+          <w:p>
+            <w:r/>
+            <w:r>
+              <w:rPr>
+                <w:rFonts w:ascii="Calibri" w:hAnsi="Calibri" w:eastAsia="Calibri"/>
+                <w:b w:val="0"/>
+                <w:color w:val="2B2B2B"/>
+                <w:sz w:val="20"/>
+              </w:rPr>
+              <w:t>El de la Clase 11, exportado en PDF desde el documento del equipo: el prompt completo, las tres variantes, la elegida con su razón, lo corregido a mano y lo descartado.</w:t>
+            </w:r>
+          </w:p>
+        </w:tc>
+      </w:tr>
+      <w:tr>
+        <w:tc>
+          <w:tcPr>
+            <w:tcW w:type="dxa" w:w="2448"/>
+            <w:shd w:val="clear" w:fill="F2F2F2"/>
+          </w:tcPr>
+          <w:p>
+            <w:r/>
+            <w:r>
+              <w:rPr>
+                <w:rFonts w:ascii="Calibri" w:hAnsi="Calibri" w:eastAsia="Calibri"/>
+                <w:b w:val="0"/>
+                <w:color w:val="2B2B2B"/>
+                <w:sz w:val="20"/>
+              </w:rPr>
+              <w:t>Ficha de avance</w:t>
+            </w:r>
+          </w:p>
+        </w:tc>
+        <w:tc>
+          <w:tcPr>
+            <w:tcW w:type="dxa" w:w="7344"/>
+            <w:shd w:val="clear" w:fill="F2F2F2"/>
+          </w:tcPr>
+          <w:p>
+            <w:r/>
+            <w:r>
+              <w:rPr>
+                <w:rFonts w:ascii="Calibri" w:hAnsi="Calibri" w:eastAsia="Calibri"/>
+                <w:b w:val="0"/>
+                <w:color w:val="2B2B2B"/>
+                <w:sz w:val="20"/>
+              </w:rPr>
+              <w:t>La de la Clase 12, exportada en PDF: los hallazgos de la prueba con la persona ajena al equipo, con su tipo, y el plan de ajustes.</w:t>
+            </w:r>
+          </w:p>
+        </w:tc>
+      </w:tr>
+    </w:tbl>
+    <w:p>
+      <w:pPr>
+        <w:spacing w:after="80" w:before="0"/>
+        <w:jc w:val="left"/>
+      </w:pPr>
     </w:p>
     <w:p>
       <w:pPr>
@@ -677,6 +1038,21 @@
           <w:sz w:val="22"/>
         </w:rPr>
         <w:t>Equipos que dejan la prueba con persona ajena para el final: sin ella no hay hallazgos que mostrar en la exposición.</w:t>
+      </w:r>
+    </w:p>
+    <w:p>
+      <w:pPr>
+        <w:pStyle w:val="ListBullet"/>
+        <w:spacing w:after="40"/>
+      </w:pPr>
+      <w:r>
+        <w:rPr>
+          <w:rFonts w:ascii="Calibri" w:hAnsi="Calibri" w:eastAsia="Calibri"/>
+          <w:b w:val="0"/>
+          <w:color w:val="2B2B2B"/>
+          <w:sz w:val="22"/>
+        </w:rPr>
+        <w:t>Equipos que intentan programar el prototipo: el curso pide baja fidelidad navegable, y aprender a programarlo se come el tiempo de diseñar y de probar.</w:t>
       </w:r>
     </w:p>
     <w:p>

--- a/Introduccion a la Ingenieria/Kit docente/Proyecto Integrador/Guia Docente PI - Introduccion a la Ingenieria - 2026-2.docx
+++ b/Introduccion a la Ingenieria/Kit docente/Proyecto Integrador/Guia Docente PI - Introduccion a la Ingenieria - 2026-2.docx
@@ -121,7 +121,7 @@
           <w:color w:val="2B2B2B"/>
           <w:sz w:val="20"/>
         </w:rPr>
-        <w:t>En este curso no se programa. El enunciado le explica al estudiante de primer semestre qué es el prototipo (baja fidelidad, navegable, probado con una persona ajena al equipo), sus versiones, lo que debe tener, el ejemplo de la biblioteca y cómo se prueba: todo sale de las Clases 10, 11 y 12.</w:t>
+        <w:t>En este curso no se programa. El enunciado es corto a propósito y su punto clave es el informe final; del prototipo dice lo justo (qué es, sus versiones y qué debe tener). El ejemplo de la biblioteca y los tipos de hallazgo están en las Clases 10 a 12.</w:t>
       </w:r>
     </w:p>
     <w:p>
@@ -781,7 +781,7 @@
                 <w:color w:val="2B2B2B"/>
                 <w:sz w:val="20"/>
               </w:rPr>
-              <w:t>PDF de 9 a 11 páginas con las 12 secciones (sección 5).</w:t>
+              <w:t>PDF de 9 a 11 páginas con las 12 secciones (sección 4).</w:t>
             </w:r>
           </w:p>
         </w:tc>

--- a/Introduccion a la Ingenieria/Kit docente/Proyecto Integrador/Guia Docente PI - Introduccion a la Ingenieria - 2026-2.docx
+++ b/Introduccion a la Ingenieria/Kit docente/Proyecto Integrador/Guia Docente PI - Introduccion a la Ingenieria - 2026-2.docx
@@ -620,7 +620,7 @@
           <w:color w:val="2B2B2B"/>
           <w:sz w:val="22"/>
         </w:rPr>
-        <w:t>Plazo único en ExamLab: domingo 15 de noviembre de 2026, 11:59 p. m.. Un solo archivo .zip —dentro puede ir cualquier tipo de archivo; máximo 50 MB—, y la carpeta de Drive del equipo —la de la bitácora—, compartida con permiso de lector (obligatorio).</w:t>
+        <w:t>Plazo único en ExamLab: domingo 15 de noviembre de 2026, 11:59 p. m.. Un solo archivo .zip —dentro puede ir cualquier tipo de archivo; máximo 50 MB—, y la carpeta de Drive del equipo —la de la bitácora—, compartida con permiso de lector (obligatorio). Los estudiantes tienen la carpeta «Plantilla de entrega» con la forma exacta del .zip.</w:t>
       </w:r>
     </w:p>
     <w:p>
@@ -683,7 +683,7 @@
           <w:color w:val="2B2B2B"/>
           <w:sz w:val="22"/>
         </w:rPr>
-        <w:t>Lo que deben mostrar: el prototipo navegable, recorriendo en vivo una de las tareas del guion de prueba de principio a fin, como si funcionara.</w:t>
+        <w:t>Lo que deben mostrar: el prototipo navegable, recorriendo en vivo una tarea de principio a fin, como si funcionara.</w:t>
       </w:r>
     </w:p>
     <w:p>
@@ -715,7 +715,7 @@
       <w:tr>
         <w:tc>
           <w:tcPr>
-            <w:tcW w:type="dxa" w:w="2448"/>
+            <w:tcW w:type="dxa" w:w="2736"/>
             <w:shd w:val="clear" w:fill="095292"/>
           </w:tcPr>
           <w:p>
@@ -727,13 +727,13 @@
                 <w:color w:val="FFFFFF"/>
                 <w:sz w:val="20"/>
               </w:rPr>
-              <w:t>En el .zip</w:t>
+              <w:t>Pieza</w:t>
             </w:r>
           </w:p>
         </w:tc>
         <w:tc>
           <w:tcPr>
-            <w:tcW w:type="dxa" w:w="7344"/>
+            <w:tcW w:type="dxa" w:w="7056"/>
             <w:shd w:val="clear" w:fill="095292"/>
           </w:tcPr>
           <w:p>
@@ -753,7 +753,7 @@
       <w:tr>
         <w:tc>
           <w:tcPr>
-            <w:tcW w:type="dxa" w:w="2448"/>
+            <w:tcW w:type="dxa" w:w="2736"/>
           </w:tcPr>
           <w:p>
             <w:r/>
@@ -764,13 +764,13 @@
                 <w:color w:val="2B2B2B"/>
                 <w:sz w:val="20"/>
               </w:rPr>
-              <w:t>Informe final</w:t>
+              <w:t>Informe final.docx</w:t>
             </w:r>
           </w:p>
         </w:tc>
         <w:tc>
           <w:tcPr>
-            <w:tcW w:type="dxa" w:w="7344"/>
+            <w:tcW w:type="dxa" w:w="7056"/>
           </w:tcPr>
           <w:p>
             <w:r/>
@@ -781,7 +781,7 @@
                 <w:color w:val="2B2B2B"/>
                 <w:sz w:val="20"/>
               </w:rPr>
-              <w:t>PDF de 9 a 11 páginas con las 12 secciones (sección 4).</w:t>
+              <w:t>Las 12 secciones de la plantilla, en 9 a 11 páginas. Se puede entregar en .docx o exportado a .pdf.</w:t>
             </w:r>
           </w:p>
         </w:tc>
@@ -789,7 +789,7 @@
       <w:tr>
         <w:tc>
           <w:tcPr>
-            <w:tcW w:type="dxa" w:w="2448"/>
+            <w:tcW w:type="dxa" w:w="2736"/>
             <w:shd w:val="clear" w:fill="F2F2F2"/>
           </w:tcPr>
           <w:p>
@@ -807,7 +807,7 @@
         </w:tc>
         <w:tc>
           <w:tcPr>
-            <w:tcW w:type="dxa" w:w="7344"/>
+            <w:tcW w:type="dxa" w:w="7056"/>
             <w:shd w:val="clear" w:fill="F2F2F2"/>
           </w:tcPr>
           <w:p>
@@ -819,81 +819,7 @@
                 <w:color w:val="2B2B2B"/>
                 <w:sz w:val="20"/>
               </w:rPr>
-              <w:t>Las imágenes del prototipo v1 (Clase 10) y v2 (Clase 11), en PNG o PDF. El enlace al prototipo navegable va en la sección 7 del informe.</w:t>
-            </w:r>
-          </w:p>
-        </w:tc>
-      </w:tr>
-      <w:tr>
-        <w:tc>
-          <w:tcPr>
-            <w:tcW w:type="dxa" w:w="2448"/>
-          </w:tcPr>
-          <w:p>
-            <w:r/>
-            <w:r>
-              <w:rPr>
-                <w:rFonts w:ascii="Calibri" w:hAnsi="Calibri" w:eastAsia="Calibri"/>
-                <w:b w:val="0"/>
-                <w:color w:val="2B2B2B"/>
-                <w:sz w:val="20"/>
-              </w:rPr>
-              <w:t>Registro de IA</w:t>
-            </w:r>
-          </w:p>
-        </w:tc>
-        <w:tc>
-          <w:tcPr>
-            <w:tcW w:type="dxa" w:w="7344"/>
-          </w:tcPr>
-          <w:p>
-            <w:r/>
-            <w:r>
-              <w:rPr>
-                <w:rFonts w:ascii="Calibri" w:hAnsi="Calibri" w:eastAsia="Calibri"/>
-                <w:b w:val="0"/>
-                <w:color w:val="2B2B2B"/>
-                <w:sz w:val="20"/>
-              </w:rPr>
-              <w:t>El de la Clase 11, exportado en PDF desde el documento del equipo: el prompt completo, las tres variantes, la elegida con su razón, lo corregido a mano y lo descartado.</w:t>
-            </w:r>
-          </w:p>
-        </w:tc>
-      </w:tr>
-      <w:tr>
-        <w:tc>
-          <w:tcPr>
-            <w:tcW w:type="dxa" w:w="2448"/>
-            <w:shd w:val="clear" w:fill="F2F2F2"/>
-          </w:tcPr>
-          <w:p>
-            <w:r/>
-            <w:r>
-              <w:rPr>
-                <w:rFonts w:ascii="Calibri" w:hAnsi="Calibri" w:eastAsia="Calibri"/>
-                <w:b w:val="0"/>
-                <w:color w:val="2B2B2B"/>
-                <w:sz w:val="20"/>
-              </w:rPr>
-              <w:t>Ficha de avance</w:t>
-            </w:r>
-          </w:p>
-        </w:tc>
-        <w:tc>
-          <w:tcPr>
-            <w:tcW w:type="dxa" w:w="7344"/>
-            <w:shd w:val="clear" w:fill="F2F2F2"/>
-          </w:tcPr>
-          <w:p>
-            <w:r/>
-            <w:r>
-              <w:rPr>
-                <w:rFonts w:ascii="Calibri" w:hAnsi="Calibri" w:eastAsia="Calibri"/>
-                <w:b w:val="0"/>
-                <w:color w:val="2B2B2B"/>
-                <w:sz w:val="20"/>
-              </w:rPr>
-              <w:t>La de la Clase 12, exportada en PDF: los hallazgos de la prueba con la persona ajena al equipo, con su tipo, y el plan de ajustes.</w:t>
+              <w:t>La v1 y la v2, en PNG o PDF. El enlace al prototipo navegable va en la sección 7 del informe.</w:t>
             </w:r>
           </w:p>
         </w:tc>
